--- a/dissertation-docx/chapters/bab2.docx
+++ b/dissertation-docx/chapters/bab2.docx
@@ -231,7 +231,7 @@
         <w:pStyle w:val="Paragraf"/>
       </w:pPr>
       <w:r>
-        <w:t xml:space="preserve">Strategi perawatan mesin industri dapat ita bagi menjadi tiga periode, dimana hal ini</w:t>
+        <w:t xml:space="preserve">Strategi perawatan mesin industri dapat dibagi menjadi tiga periode. Hal ini</w:t>
       </w:r>
       <w:r>
         <w:t xml:space="preserve"> </w:t>
@@ -5402,7 +5402,7 @@
         <w:t xml:space="preserve">(</w:t>
       </w:r>
       <w:r>
-        <w:t xml:space="preserve">Suharto dan lainnya</w:t>
+        <w:t xml:space="preserve">Suharto dkk.</w:t>
       </w:r>
       <w:r>
         <w:t xml:space="preserve">, 2024)</w:t>
@@ -5516,7 +5516,7 @@
         <w:t xml:space="preserve">(</w:t>
       </w:r>
       <w:r>
-        <w:t xml:space="preserve">Suharto dan lainnya</w:t>
+        <w:t xml:space="preserve">Suharto dkk.</w:t>
       </w:r>
       <w:r>
         <w:t xml:space="preserve">, 2025)</w:t>
@@ -5605,7 +5605,7 @@
         <w:t xml:space="preserve">(</w:t>
       </w:r>
       <w:r>
-        <w:t xml:space="preserve">Suharto dan lainnya</w:t>
+        <w:t xml:space="preserve">Suharto dkk.</w:t>
       </w:r>
       <w:r>
         <w:t xml:space="preserve">, 2024)</w:t>
@@ -5626,7 +5626,7 @@
         <w:t xml:space="preserve">(</w:t>
       </w:r>
       <w:r>
-        <w:t xml:space="preserve">Suharto dan lainnya</w:t>
+        <w:t xml:space="preserve">Suharto dkk.</w:t>
       </w:r>
       <w:r>
         <w:t xml:space="preserve">, 2025)</w:t>
@@ -5713,6 +5713,11 @@
         <w:t xml:space="preserve">).</w:t>
       </w:r>
     </w:p>
+    <w:p>
+      <w:pPr>
+        <w:pStyle w:val="Paragraf"/>
+      </w:pPr>
+    </w:p>
     <w:tbl>
       <w:tblPr>
         <w:tblStyle w:val="Table"/>
@@ -5720,6 +5725,14 @@
         <w:tblLook w:firstRow="1" w:lastRow="0" w:firstColumn="0" w:lastColumn="0" w:noHBand="0" w:noVBand="0" w:val="0020"/>
         <w:tblCaption w:val="Ringkasan kinerja dan kemampuan interpretabilitas tiga model pendekatan algoritma klasifikasi bearing pada dataset CWRU, dengan baris perbandingan dari literatur eksternal ditandai (*)."/>
         <w:tblLayout w:type="fixed"/>
+        <w:tblBorders>
+          <w:top w:val="single" w:sz="4" w:space="0" w:color="auto"/>
+          <w:left w:val="single" w:sz="4" w:space="0" w:color="auto"/>
+          <w:bottom w:val="single" w:sz="4" w:space="0" w:color="auto"/>
+          <w:right w:val="single" w:sz="4" w:space="0" w:color="auto"/>
+          <w:insideH w:val="single" w:sz="4" w:space="0" w:color="auto"/>
+          <w:insideV w:val="single" w:sz="4" w:space="0" w:color="auto"/>
+        </w:tblBorders>
       </w:tblPr>
       <w:tblGrid>
         <w:gridCol w:w="1322"/>
@@ -6737,7 +6750,7 @@
         <w:t xml:space="preserve"> </w:t>
       </w:r>
       <w:r>
-        <w:t xml:space="preserve">Suharto dan lainnya</w:t>
+        <w:t xml:space="preserve">Suharto dkk.</w:t>
       </w:r>
       <w:r>
         <w:t xml:space="preserve"> </w:t>
@@ -6755,7 +6768,7 @@
         <w:t xml:space="preserve"> </w:t>
       </w:r>
       <w:r>
-        <w:t xml:space="preserve">Suharto dan lainnya</w:t>
+        <w:t xml:space="preserve">Suharto dkk.</w:t>
       </w:r>
       <w:r>
         <w:t xml:space="preserve"> </w:t>
@@ -6995,7 +7008,7 @@
         <w:t xml:space="preserve"> </w:t>
       </w:r>
       <w:r>
-        <w:t xml:space="preserve">/ 50 sampel uji) — kenaikan 0,420 poin</w:t>
+        <w:t xml:space="preserve">/ 50 sampel uji), kenaikan 0,420 poin</w:t>
       </w:r>
       <w:r>
         <w:t xml:space="preserve"> </w:t>
@@ -7030,7 +7043,7 @@
         <w:t xml:space="preserve"> </w:t>
       </w:r>
       <w:r>
-        <w:t xml:space="preserve">— merupakan</w:t>
+        <w:t xml:space="preserve">, merupakan</w:t>
       </w:r>
       <w:r>
         <w:t xml:space="preserve"> </w:t>
@@ -7976,7 +7989,7 @@
         <w:t xml:space="preserve">(</w:t>
       </w:r>
       <w:r>
-        <w:t xml:space="preserve">Suharto dan lainnya</w:t>
+        <w:t xml:space="preserve">Suharto dkk.</w:t>
       </w:r>
       <w:r>
         <w:t xml:space="preserve">, 2025)</w:t>
@@ -8320,7 +8333,7 @@
         <w:t xml:space="preserve">(</w:t>
       </w:r>
       <w:r>
-        <w:t xml:space="preserve">Suharto dan lainnya</w:t>
+        <w:t xml:space="preserve">Suharto dkk.</w:t>
       </w:r>
       <w:r>
         <w:t xml:space="preserve">, 2024)</w:t>
@@ -8454,7 +8467,7 @@
         <w:t xml:space="preserve">(</w:t>
       </w:r>
       <w:r>
-        <w:t xml:space="preserve">Suharto dan lainnya</w:t>
+        <w:t xml:space="preserve">Suharto dkk.</w:t>
       </w:r>
       <w:r>
         <w:t xml:space="preserve">, 2025)</w:t>
@@ -8557,6 +8570,11 @@
       <w:r>
         <w:t xml:space="preserve">untuk menghitung nilai dasar.</w:t>
       </w:r>
+    </w:p>
+    <w:p>
+      <w:pPr>
+        <w:pStyle w:val="Paragraf"/>
+      </w:pPr>
     </w:p>
     <w:tbl>
       <w:tblPr>
@@ -8565,6 +8583,14 @@
         <w:tblLook w:firstRow="1" w:lastRow="0" w:firstColumn="0" w:lastColumn="0" w:noHBand="0" w:noVBand="0" w:val="0020"/>
         <w:tblCaption w:val="Perbandingan tiga varian SHAP explainer yang digunakan dalam penelitian ini. Background = dataset referensi yang diperlukan untuk menghitung nilai dasar."/>
         <w:tblLayout w:type="fixed"/>
+        <w:tblBorders>
+          <w:top w:val="single" w:sz="4" w:space="0" w:color="auto"/>
+          <w:left w:val="single" w:sz="4" w:space="0" w:color="auto"/>
+          <w:bottom w:val="single" w:sz="4" w:space="0" w:color="auto"/>
+          <w:right w:val="single" w:sz="4" w:space="0" w:color="auto"/>
+          <w:insideH w:val="single" w:sz="4" w:space="0" w:color="auto"/>
+          <w:insideV w:val="single" w:sz="4" w:space="0" w:color="auto"/>
+        </w:tblBorders>
       </w:tblPr>
       <w:tblGrid>
         <w:gridCol w:w="1442"/>
@@ -8974,7 +9000,7 @@
         <w:t xml:space="preserve">(</w:t>
       </w:r>
       <w:r>
-        <w:t xml:space="preserve">Suharto dan lainnya</w:t>
+        <w:t xml:space="preserve">Suharto dkk.</w:t>
       </w:r>
       <w:r>
         <w:t xml:space="preserve">, 2025)</w:t>
@@ -9391,7 +9417,7 @@
         <w:t xml:space="preserve">(</w:t>
       </w:r>
       <w:r>
-        <w:t xml:space="preserve">Suharto dan lainnya</w:t>
+        <w:t xml:space="preserve">Suharto dkk.</w:t>
       </w:r>
       <w:r>
         <w:t xml:space="preserve">, 2025)</w:t>
@@ -11408,13 +11434,13 @@
         <w:t xml:space="preserve"> </w:t>
       </w:r>
       <w:r>
-        <w:t xml:space="preserve">ketiga keunggulan tersebut — efisiensi Mamba, kapasitas memori</w:t>
-      </w:r>
-      <w:r>
-        <w:t xml:space="preserve"> </w:t>
-      </w:r>
-      <w:r>
-        <w:t xml:space="preserve">xLSTM, dan dekomposisi interpretabel N-BEATS —</w:t>
+        <w:t xml:space="preserve">ketiga keunggulan tersebut, yaitu efisiensi Mamba, kapasitas memori</w:t>
+      </w:r>
+      <w:r>
+        <w:t xml:space="preserve"> </w:t>
+      </w:r>
+      <w:r>
+        <w:t xml:space="preserve">xLSTM, dan dekomposisi interpretabel N-BEATS,</w:t>
       </w:r>
       <w:r>
         <w:t xml:space="preserve"> </w:t>
@@ -11662,7 +11688,7 @@
         <w:t xml:space="preserve"> </w:t>
       </w:r>
       <w:r>
-        <w:t xml:space="preserve">kuantifikasi ketidakpastian yang digunakan —</w:t>
+        <w:t xml:space="preserve">kuantifikasi ketidakpastian yang digunakan, yaitu</w:t>
       </w:r>
       <w:r>
         <w:t xml:space="preserve"> </w:t>
@@ -11694,7 +11720,7 @@
         <w:t xml:space="preserve"> </w:t>
       </w:r>
       <w:r>
-        <w:t xml:space="preserve">— diterapkan pada prosedur pemetaan SAE</w:t>
+        <w:t xml:space="preserve">, diterapkan pada prosedur pemetaan SAE</w:t>
       </w:r>
       <m:oMath>
         <m:r>
@@ -12314,6 +12340,11 @@
         <w:t xml:space="preserve">yang digunakan dalam penelitian ini.</w:t>
       </w:r>
     </w:p>
+    <w:p>
+      <w:pPr>
+        <w:pStyle w:val="Paragraf"/>
+      </w:pPr>
+    </w:p>
     <w:tbl>
       <w:tblPr>
         <w:tblStyle w:val="Table"/>
@@ -12321,6 +12352,14 @@
         <w:tblLook w:firstRow="1" w:lastRow="0" w:firstColumn="0" w:lastColumn="0" w:noHBand="0" w:noVBand="0" w:val="0020"/>
         <w:tblCaption w:val="Karakteristik tiga dataset benchmark prediksi sisa umur pakai rolling element bearing yang digunakan dalam penelitian ini."/>
         <w:tblLayout w:type="fixed"/>
+        <w:tblBorders>
+          <w:top w:val="single" w:sz="4" w:space="0" w:color="auto"/>
+          <w:left w:val="single" w:sz="4" w:space="0" w:color="auto"/>
+          <w:bottom w:val="single" w:sz="4" w:space="0" w:color="auto"/>
+          <w:right w:val="single" w:sz="4" w:space="0" w:color="auto"/>
+          <w:insideH w:val="single" w:sz="4" w:space="0" w:color="auto"/>
+          <w:insideV w:val="single" w:sz="4" w:space="0" w:color="auto"/>
+        </w:tblBorders>
       </w:tblPr>
       <w:tblGrid>
         <w:gridCol w:w="1322"/>
@@ -13937,7 +13976,7 @@
         <w:t xml:space="preserve"> </w:t>
       </w:r>
       <w:r>
-        <w:t xml:space="preserve">merupakan kontribusi metodologis yang bersifat umum, dan di mana celah spesifik</w:t>
+        <w:t xml:space="preserve">merupakan kontribusi metodologis yang bersifat umum, serta letak celah spesifik</w:t>
       </w:r>
       <w:r>
         <w:t xml:space="preserve"> </w:t>
@@ -14128,7 +14167,7 @@
         <w:t xml:space="preserve"> </w:t>
       </w:r>
       <w:r>
-        <w:t xml:space="preserve">posisi temporal—yang menjadi fondasi FSM—bukan merupakan pendekatan yang</w:t>
+        <w:t xml:space="preserve">posisi temporal, yang menjadi fondasi FSM, bukan merupakan pendekatan yang</w:t>
       </w:r>
       <w:r>
         <w:t xml:space="preserve"> </w:t>
@@ -14229,7 +14268,7 @@
         <w:t xml:space="preserve">(</w:t>
       </w:r>
       <w:r>
-        <w:t xml:space="preserve">Suharto dan lainnya</w:t>
+        <w:t xml:space="preserve">Suharto dkk.</w:t>
       </w:r>
       <w:r>
         <w:t xml:space="preserve">, 2025)</w:t>
@@ -14285,7 +14324,7 @@
         <w:t xml:space="preserve"> </w:t>
       </w:r>
       <w:r>
-        <w:t xml:space="preserve">penelitian perawatan prediktif secara komprehensif</w:t>
+        <w:t xml:space="preserve">penelitian perawatan prediktif secara menyeluruh</w:t>
       </w:r>
       <w:r>
         <w:t xml:space="preserve"> </w:t>
@@ -14453,6 +14492,11 @@
       <w:r>
         <w:t xml:space="preserve">karya internal (Grup F).</w:t>
       </w:r>
+    </w:p>
+    <w:p>
+      <w:pPr>
+        <w:pStyle w:val="Paragraf"/>
+      </w:pPr>
     </w:p>
     <w:tbl>
       <w:tblPr>
@@ -14461,6 +14505,14 @@
         <w:tblLook w:firstRow="1" w:lastRow="0" w:firstColumn="0" w:lastColumn="0" w:noHBand="0" w:noVBand="0" w:val="0020"/>
         <w:tblCaption w:val="Pemaparan state of the art (SotA) penelitian perawatan prediktif (PdM) bearing dan posisi penelitian disertasi ini, dikelompokkan dalam lima grup tematik (A–E) ditambah karya internal (Grup F)."/>
         <w:tblLayout w:type="fixed"/>
+        <w:tblBorders>
+          <w:top w:val="single" w:sz="4" w:space="0" w:color="auto"/>
+          <w:left w:val="single" w:sz="4" w:space="0" w:color="auto"/>
+          <w:bottom w:val="single" w:sz="4" w:space="0" w:color="auto"/>
+          <w:right w:val="single" w:sz="4" w:space="0" w:color="auto"/>
+          <w:insideH w:val="single" w:sz="4" w:space="0" w:color="auto"/>
+          <w:insideV w:val="single" w:sz="4" w:space="0" w:color="auto"/>
+        </w:tblBorders>
       </w:tblPr>
       <w:tblGrid>
         <w:gridCol w:w="1356"/>
@@ -17049,7 +17101,7 @@
               <w:jc w:val="left"/>
             </w:pPr>
             <w:r>
-              <w:t xml:space="preserve">Suharto dan lainnya</w:t>
+              <w:t xml:space="preserve">Suharto dkk.</w:t>
             </w:r>
             <w:r>
               <w:t xml:space="preserve"> </w:t>
@@ -17158,7 +17210,7 @@
               <w:jc w:val="left"/>
             </w:pPr>
             <w:r>
-              <w:t xml:space="preserve">Suharto dan lainnya</w:t>
+              <w:t xml:space="preserve">Suharto dkk.</w:t>
             </w:r>
             <w:r>
               <w:t xml:space="preserve"> </w:t>
@@ -17799,6 +17851,11 @@
         <w:t xml:space="preserve">atau tidak dilaporkan dikosongkan.</w:t>
       </w:r>
     </w:p>
+    <w:p>
+      <w:pPr>
+        <w:pStyle w:val="Paragraf"/>
+      </w:pPr>
+    </w:p>
     <w:tbl>
       <w:tblPr>
         <w:tblStyle w:val="Table"/>
@@ -17806,6 +17863,14 @@
         <w:tblLook w:firstRow="1" w:lastRow="0" w:firstColumn="0" w:lastColumn="0" w:noHBand="0" w:noVBand="0" w:val="0020"/>
         <w:tblCaption w:val="Posisi empat karya penelitian ini relatif terhadap literatur umum pada enam dimensi kritis. Simbol = terpenuhi, sebagian = terpenuhi parsial; kolom tidak relevan atau tidak dilaporkan dikosongkan."/>
         <w:tblLayout w:type="fixed"/>
+        <w:tblBorders>
+          <w:top w:val="single" w:sz="4" w:space="0" w:color="auto"/>
+          <w:left w:val="single" w:sz="4" w:space="0" w:color="auto"/>
+          <w:bottom w:val="single" w:sz="4" w:space="0" w:color="auto"/>
+          <w:right w:val="single" w:sz="4" w:space="0" w:color="auto"/>
+          <w:insideH w:val="single" w:sz="4" w:space="0" w:color="auto"/>
+          <w:insideV w:val="single" w:sz="4" w:space="0" w:color="auto"/>
+        </w:tblBorders>
       </w:tblPr>
       <w:tblGrid>
         <w:gridCol w:w="1322"/>
@@ -18576,7 +18641,7 @@
         <w:t xml:space="preserve"> </w:t>
       </w:r>
       <w:r>
-        <w:t xml:space="preserve">Suharto dan lainnya</w:t>
+        <w:t xml:space="preserve">Suharto dkk.</w:t>
       </w:r>
       <w:r>
         <w:t xml:space="preserve"> </w:t>
@@ -18600,7 +18665,7 @@
         <w:t xml:space="preserve"> </w:t>
       </w:r>
       <w:r>
-        <w:t xml:space="preserve">Suharto dan lainnya</w:t>
+        <w:t xml:space="preserve">Suharto dkk.</w:t>
       </w:r>
       <w:r>
         <w:t xml:space="preserve"> </w:t>
